--- a/INF2025j_Hebeisen_Maier/Dokumentation_StreamingPlattform.docx
+++ b/INF2025j_Hebeisen_Maier/Dokumentation_StreamingPlattform.docx
@@ -608,7 +608,7 @@
           </w:tcPr>
           <w:p>
             <w:r>
-              <w:t>Library</w:t>
+              <w:t>INF2025j_Hebeisen_Maier_StreamingLibrary</w:t>
             </w:r>
           </w:p>
         </w:tc>
@@ -1512,6 +1512,7 @@
         <w:rPr>
           <w:i/>
           <w:iCs/>
+          <w:noProof/>
           <w:color w:val="AAAAAA"/>
           <w:sz w:val="20"/>
           <w:szCs w:val="20"/>
@@ -1592,6 +1593,7 @@
         <w:rPr>
           <w:i/>
           <w:iCs/>
+          <w:noProof/>
           <w:color w:val="AAAAAA"/>
           <w:sz w:val="20"/>
           <w:szCs w:val="20"/>
@@ -13926,7 +13928,7 @@
         <w:sz w:val="18"/>
         <w:szCs w:val="18"/>
       </w:rPr>
-      <w:t xml:space="preserve">  Streami</w:t>
+      <w:t xml:space="preserve">  </w:t>
     </w:r>
     <w:proofErr w:type="spellStart"/>
     <w:r>
@@ -13935,7 +13937,7 @@
         <w:sz w:val="18"/>
         <w:szCs w:val="18"/>
       </w:rPr>
-      <w:t>ngPlattform</w:t>
+      <w:t>StreamingPlattform</w:t>
     </w:r>
     <w:proofErr w:type="spellEnd"/>
     <w:r>
